--- a/CSPS17_Suivi_Declaration_Prealable_v3.docx
+++ b/CSPS17_Suivi_Declaration_Prealable_v3.docx
@@ -26,6 +26,12 @@
         <w:gridCol w:w="10"/>
       </w:tblGrid>
       <w:tr>
+        <w:tblPrEx>
+          <w:tblCellMar>
+            <w:top w:w="0" w:type="dxa"/>
+            <w:bottom w:w="0" w:type="dxa"/>
+          </w:tblCellMar>
+        </w:tblPrEx>
         <w:trPr>
           <w:gridBefore w:val="1"/>
           <w:wBefore w:w="10" w:type="dxa"/>
@@ -68,6 +74,12 @@
         </w:tc>
       </w:tr>
       <w:tr>
+        <w:tblPrEx>
+          <w:tblCellMar>
+            <w:top w:w="0" w:type="dxa"/>
+            <w:bottom w:w="0" w:type="dxa"/>
+          </w:tblCellMar>
+        </w:tblPrEx>
         <w:trPr>
           <w:gridAfter w:val="1"/>
           <w:wAfter w:w="10" w:type="dxa"/>
@@ -102,27 +114,7 @@
                 <w:sz w:val="15"/>
                 <w:szCs w:val="15"/>
               </w:rPr>
-              <w:t xml:space="preserve">Contrôle de transmission — Art. R.4532-2 à R.4532-9 </w:t>
-            </w:r>
-            <w:proofErr w:type="spellStart"/>
-            <w:r>
-              <w:rPr>
-                <w:rFonts w:ascii="Arial" w:eastAsia="Arial" w:hAnsi="Arial" w:cs="Arial"/>
-                <w:color w:val="1F4E79"/>
-                <w:sz w:val="15"/>
-                <w:szCs w:val="15"/>
-              </w:rPr>
-              <w:t>C.Trav</w:t>
-            </w:r>
-            <w:proofErr w:type="spellEnd"/>
-            <w:r>
-              <w:rPr>
-                <w:rFonts w:ascii="Arial" w:eastAsia="Arial" w:hAnsi="Arial" w:cs="Arial"/>
-                <w:color w:val="1F4E79"/>
-                <w:sz w:val="15"/>
-                <w:szCs w:val="15"/>
-              </w:rPr>
-              <w:t>. — CERFA n°13630*02</w:t>
+              <w:t>Contrôle de transmission — Art. R.4532-2 à R.4532-9 C.Trav. — CERFA n°13630*02</w:t>
             </w:r>
           </w:p>
         </w:tc>
@@ -150,6 +142,12 @@
         <w:gridCol w:w="9640"/>
       </w:tblGrid>
       <w:tr>
+        <w:tblPrEx>
+          <w:tblCellMar>
+            <w:top w:w="0" w:type="dxa"/>
+            <w:bottom w:w="0" w:type="dxa"/>
+          </w:tblCellMar>
+        </w:tblPrEx>
         <w:tc>
           <w:tcPr>
             <w:tcW w:w="9640" w:type="dxa"/>
@@ -181,7 +179,7 @@
                 <w:sz w:val="15"/>
                 <w:szCs w:val="15"/>
               </w:rPr>
-              <w:t>La DP est établie et transmise par le Maître d'Ouvrage. Le CSPS vérifie et assure le suivi dans le RJC. Ne pas confondre avec l'Avis d'Ouverture de Chantier (AOC — CERFA n°6206) à la charge du chef d'entreprise.</w:t>
+              <w:t>La DP est établie et transmise par le Maître d'Ouvrage : {{moa_nom}}. Le CSPS vérifie et assure le suivi dans le RJC. Ne pas confondre avec l'Avis d'Ouverture de Chantier (AOC — CERFA n°6206) à la charge du chef d'entreprise.</w:t>
             </w:r>
           </w:p>
         </w:tc>
@@ -211,6 +209,12 @@
         <w:gridCol w:w="4820"/>
       </w:tblGrid>
       <w:tr>
+        <w:tblPrEx>
+          <w:tblCellMar>
+            <w:top w:w="0" w:type="dxa"/>
+            <w:bottom w:w="0" w:type="dxa"/>
+          </w:tblCellMar>
+        </w:tblPrEx>
         <w:tc>
           <w:tcPr>
             <w:tcW w:w="9640" w:type="dxa"/>
@@ -249,6 +253,12 @@
         </w:tc>
       </w:tr>
       <w:tr>
+        <w:tblPrEx>
+          <w:tblCellMar>
+            <w:top w:w="0" w:type="dxa"/>
+            <w:bottom w:w="0" w:type="dxa"/>
+          </w:tblCellMar>
+        </w:tblPrEx>
         <w:tc>
           <w:tcPr>
             <w:tcW w:w="4820" w:type="dxa"/>
@@ -331,52 +341,18 @@
                 <w:sz w:val="16"/>
                 <w:szCs w:val="16"/>
               </w:rPr>
-              <w:t xml:space="preserve">Volume &gt; 500 hommes-jours (= nb. </w:t>
-            </w:r>
-            <w:proofErr w:type="gramStart"/>
-            <w:r>
-              <w:rPr>
-                <w:rFonts w:ascii="Arial" w:eastAsia="Arial" w:hAnsi="Arial" w:cs="Arial"/>
-                <w:color w:val="000000"/>
-                <w:sz w:val="16"/>
-                <w:szCs w:val="16"/>
-              </w:rPr>
-              <w:t>mois</w:t>
-            </w:r>
-            <w:proofErr w:type="gramEnd"/>
-            <w:r>
-              <w:rPr>
-                <w:rFonts w:ascii="Arial" w:eastAsia="Arial" w:hAnsi="Arial" w:cs="Arial"/>
-                <w:color w:val="000000"/>
-                <w:sz w:val="16"/>
-                <w:szCs w:val="16"/>
-              </w:rPr>
-              <w:t xml:space="preserve"> × jours ouvrés/mois × nb. </w:t>
-            </w:r>
-            <w:proofErr w:type="gramStart"/>
-            <w:r>
-              <w:rPr>
-                <w:rFonts w:ascii="Arial" w:eastAsia="Arial" w:hAnsi="Arial" w:cs="Arial"/>
-                <w:color w:val="000000"/>
-                <w:sz w:val="16"/>
-                <w:szCs w:val="16"/>
-              </w:rPr>
-              <w:t>moyen</w:t>
-            </w:r>
-            <w:proofErr w:type="gramEnd"/>
-            <w:r>
-              <w:rPr>
-                <w:rFonts w:ascii="Arial" w:eastAsia="Arial" w:hAnsi="Arial" w:cs="Arial"/>
-                <w:color w:val="000000"/>
-                <w:sz w:val="16"/>
-                <w:szCs w:val="16"/>
-              </w:rPr>
-              <w:t xml:space="preserve"> travailleurs/jour)</w:t>
+              <w:t>Volume &gt; 500 hommes-jours (= nb. mois × jours ouvrés/mois × nb. moyen travailleurs/jour)</w:t>
             </w:r>
           </w:p>
         </w:tc>
       </w:tr>
       <w:tr>
+        <w:tblPrEx>
+          <w:tblCellMar>
+            <w:top w:w="0" w:type="dxa"/>
+            <w:bottom w:w="0" w:type="dxa"/>
+          </w:tblCellMar>
+        </w:tblPrEx>
         <w:tc>
           <w:tcPr>
             <w:tcW w:w="9640" w:type="dxa"/>
@@ -437,6 +413,12 @@
         <w:gridCol w:w="9640"/>
       </w:tblGrid>
       <w:tr>
+        <w:tblPrEx>
+          <w:tblCellMar>
+            <w:top w:w="0" w:type="dxa"/>
+            <w:bottom w:w="0" w:type="dxa"/>
+          </w:tblCellMar>
+        </w:tblPrEx>
         <w:tc>
           <w:tcPr>
             <w:tcW w:w="9640" w:type="dxa"/>
@@ -495,6 +477,12 @@
         <w:gridCol w:w="3240"/>
       </w:tblGrid>
       <w:tr>
+        <w:tblPrEx>
+          <w:tblCellMar>
+            <w:top w:w="0" w:type="dxa"/>
+            <w:bottom w:w="0" w:type="dxa"/>
+          </w:tblCellMar>
+        </w:tblPrEx>
         <w:tc>
           <w:tcPr>
             <w:tcW w:w="3200" w:type="dxa"/>
@@ -523,7 +511,7 @@
                 <w:sz w:val="16"/>
                 <w:szCs w:val="16"/>
               </w:rPr>
-              <w:t>Chantier / Adresse</w:t>
+              <w:t>Chantier / Adresse : {{chantier_nom}} — {{chantier_adresse}}</w:t>
             </w:r>
           </w:p>
         </w:tc>
@@ -593,6 +581,12 @@
         </w:tc>
       </w:tr>
       <w:tr>
+        <w:tblPrEx>
+          <w:tblCellMar>
+            <w:top w:w="0" w:type="dxa"/>
+            <w:bottom w:w="0" w:type="dxa"/>
+          </w:tblCellMar>
+        </w:tblPrEx>
         <w:tc>
           <w:tcPr>
             <w:tcW w:w="3200" w:type="dxa"/>
@@ -652,6 +646,12 @@
         </w:tc>
       </w:tr>
       <w:tr>
+        <w:tblPrEx>
+          <w:tblCellMar>
+            <w:top w:w="0" w:type="dxa"/>
+            <w:bottom w:w="0" w:type="dxa"/>
+          </w:tblCellMar>
+        </w:tblPrEx>
         <w:tc>
           <w:tcPr>
             <w:tcW w:w="3200" w:type="dxa"/>
@@ -680,7 +680,7 @@
                 <w:sz w:val="16"/>
                 <w:szCs w:val="16"/>
               </w:rPr>
-              <w:t>Nature des travaux</w:t>
+              <w:t>Nature des travaux : {{chantier_nature}}</w:t>
             </w:r>
           </w:p>
         </w:tc>
@@ -750,6 +750,12 @@
         </w:tc>
       </w:tr>
       <w:tr>
+        <w:tblPrEx>
+          <w:tblCellMar>
+            <w:top w:w="0" w:type="dxa"/>
+            <w:bottom w:w="0" w:type="dxa"/>
+          </w:tblCellMar>
+        </w:tblPrEx>
         <w:tc>
           <w:tcPr>
             <w:tcW w:w="3200" w:type="dxa"/>
@@ -809,6 +815,12 @@
         </w:tc>
       </w:tr>
       <w:tr>
+        <w:tblPrEx>
+          <w:tblCellMar>
+            <w:top w:w="0" w:type="dxa"/>
+            <w:bottom w:w="0" w:type="dxa"/>
+          </w:tblCellMar>
+        </w:tblPrEx>
         <w:tc>
           <w:tcPr>
             <w:tcW w:w="3200" w:type="dxa"/>
@@ -837,9 +849,29 @@
                 <w:sz w:val="16"/>
                 <w:szCs w:val="16"/>
               </w:rPr>
-              <w:t xml:space="preserve">Effectif prévisible (nb. </w:t>
-            </w:r>
-            <w:proofErr w:type="gramStart"/>
+              <w:t>Effectif prévisible (nb. hommes-jours)</w:t>
+            </w:r>
+          </w:p>
+        </w:tc>
+        <w:tc>
+          <w:tcPr>
+            <w:tcW w:w="3200" w:type="dxa"/>
+            <w:tcBorders>
+              <w:top w:val="single" w:sz="4" w:space="0" w:color="AAAAAA"/>
+              <w:left w:val="single" w:sz="4" w:space="0" w:color="AAAAAA"/>
+              <w:bottom w:val="single" w:sz="4" w:space="0" w:color="AAAAAA"/>
+              <w:right w:val="single" w:sz="4" w:space="0" w:color="AAAAAA"/>
+            </w:tcBorders>
+            <w:shd w:val="clear" w:color="auto" w:fill="F2F2F2"/>
+            <w:tcMar>
+              <w:top w:w="55" w:type="dxa"/>
+              <w:left w:w="110" w:type="dxa"/>
+              <w:bottom w:w="55" w:type="dxa"/>
+              <w:right w:w="110" w:type="dxa"/>
+            </w:tcMar>
+            <w:vAlign w:val="center"/>
+          </w:tcPr>
+          <w:p>
             <w:r>
               <w:rPr>
                 <w:rFonts w:ascii="Arial" w:eastAsia="Arial" w:hAnsi="Arial" w:cs="Arial"/>
@@ -849,9 +881,29 @@
                 <w:sz w:val="16"/>
                 <w:szCs w:val="16"/>
               </w:rPr>
-              <w:t>hommes</w:t>
-            </w:r>
-            <w:proofErr w:type="gramEnd"/>
+              <w:t>Nb. d'entreprises prévues</w:t>
+            </w:r>
+          </w:p>
+        </w:tc>
+        <w:tc>
+          <w:tcPr>
+            <w:tcW w:w="3240" w:type="dxa"/>
+            <w:tcBorders>
+              <w:top w:val="single" w:sz="4" w:space="0" w:color="AAAAAA"/>
+              <w:left w:val="single" w:sz="4" w:space="0" w:color="AAAAAA"/>
+              <w:bottom w:val="single" w:sz="4" w:space="0" w:color="AAAAAA"/>
+              <w:right w:val="single" w:sz="4" w:space="0" w:color="AAAAAA"/>
+            </w:tcBorders>
+            <w:shd w:val="clear" w:color="auto" w:fill="F2F2F2"/>
+            <w:tcMar>
+              <w:top w:w="55" w:type="dxa"/>
+              <w:left w:w="110" w:type="dxa"/>
+              <w:bottom w:w="55" w:type="dxa"/>
+              <w:right w:w="110" w:type="dxa"/>
+            </w:tcMar>
+            <w:vAlign w:val="center"/>
+          </w:tcPr>
+          <w:p>
             <w:r>
               <w:rPr>
                 <w:rFonts w:ascii="Arial" w:eastAsia="Arial" w:hAnsi="Arial" w:cs="Arial"/>
@@ -861,100 +913,18 @@
                 <w:sz w:val="16"/>
                 <w:szCs w:val="16"/>
               </w:rPr>
-              <w:t>-jours)</w:t>
-            </w:r>
-          </w:p>
-        </w:tc>
-        <w:tc>
-          <w:tcPr>
-            <w:tcW w:w="3200" w:type="dxa"/>
-            <w:tcBorders>
-              <w:top w:val="single" w:sz="4" w:space="0" w:color="AAAAAA"/>
-              <w:left w:val="single" w:sz="4" w:space="0" w:color="AAAAAA"/>
-              <w:bottom w:val="single" w:sz="4" w:space="0" w:color="AAAAAA"/>
-              <w:right w:val="single" w:sz="4" w:space="0" w:color="AAAAAA"/>
-            </w:tcBorders>
-            <w:shd w:val="clear" w:color="auto" w:fill="F2F2F2"/>
-            <w:tcMar>
-              <w:top w:w="55" w:type="dxa"/>
-              <w:left w:w="110" w:type="dxa"/>
-              <w:bottom w:w="55" w:type="dxa"/>
-              <w:right w:w="110" w:type="dxa"/>
-            </w:tcMar>
-            <w:vAlign w:val="center"/>
-          </w:tcPr>
-          <w:p>
-            <w:r>
-              <w:rPr>
-                <w:rFonts w:ascii="Arial" w:eastAsia="Arial" w:hAnsi="Arial" w:cs="Arial"/>
-                <w:b/>
-                <w:bCs/>
-                <w:color w:val="000000"/>
-                <w:sz w:val="16"/>
-                <w:szCs w:val="16"/>
-              </w:rPr>
-              <w:t xml:space="preserve">Nb. </w:t>
-            </w:r>
-            <w:proofErr w:type="gramStart"/>
-            <w:r>
-              <w:rPr>
-                <w:rFonts w:ascii="Arial" w:eastAsia="Arial" w:hAnsi="Arial" w:cs="Arial"/>
-                <w:b/>
-                <w:bCs/>
-                <w:color w:val="000000"/>
-                <w:sz w:val="16"/>
-                <w:szCs w:val="16"/>
-              </w:rPr>
-              <w:t>d'entreprises</w:t>
-            </w:r>
-            <w:proofErr w:type="gramEnd"/>
-            <w:r>
-              <w:rPr>
-                <w:rFonts w:ascii="Arial" w:eastAsia="Arial" w:hAnsi="Arial" w:cs="Arial"/>
-                <w:b/>
-                <w:bCs/>
-                <w:color w:val="000000"/>
-                <w:sz w:val="16"/>
-                <w:szCs w:val="16"/>
-              </w:rPr>
-              <w:t xml:space="preserve"> prévues</w:t>
-            </w:r>
-          </w:p>
-        </w:tc>
-        <w:tc>
-          <w:tcPr>
-            <w:tcW w:w="3240" w:type="dxa"/>
-            <w:tcBorders>
-              <w:top w:val="single" w:sz="4" w:space="0" w:color="AAAAAA"/>
-              <w:left w:val="single" w:sz="4" w:space="0" w:color="AAAAAA"/>
-              <w:bottom w:val="single" w:sz="4" w:space="0" w:color="AAAAAA"/>
-              <w:right w:val="single" w:sz="4" w:space="0" w:color="AAAAAA"/>
-            </w:tcBorders>
-            <w:shd w:val="clear" w:color="auto" w:fill="F2F2F2"/>
-            <w:tcMar>
-              <w:top w:w="55" w:type="dxa"/>
-              <w:left w:w="110" w:type="dxa"/>
-              <w:bottom w:w="55" w:type="dxa"/>
-              <w:right w:w="110" w:type="dxa"/>
-            </w:tcMar>
-            <w:vAlign w:val="center"/>
-          </w:tcPr>
-          <w:p>
-            <w:r>
-              <w:rPr>
-                <w:rFonts w:ascii="Arial" w:eastAsia="Arial" w:hAnsi="Arial" w:cs="Arial"/>
-                <w:b/>
-                <w:bCs/>
-                <w:color w:val="000000"/>
-                <w:sz w:val="16"/>
-                <w:szCs w:val="16"/>
-              </w:rPr>
               <w:t>Réf. Permis de Construire</w:t>
             </w:r>
           </w:p>
         </w:tc>
       </w:tr>
       <w:tr>
+        <w:tblPrEx>
+          <w:tblCellMar>
+            <w:top w:w="0" w:type="dxa"/>
+            <w:bottom w:w="0" w:type="dxa"/>
+          </w:tblCellMar>
+        </w:tblPrEx>
         <w:tc>
           <w:tcPr>
             <w:tcW w:w="3200" w:type="dxa"/>
@@ -1036,6 +1006,12 @@
         <w:gridCol w:w="9640"/>
       </w:tblGrid>
       <w:tr>
+        <w:tblPrEx>
+          <w:tblCellMar>
+            <w:top w:w="0" w:type="dxa"/>
+            <w:bottom w:w="0" w:type="dxa"/>
+          </w:tblCellMar>
+        </w:tblPrEx>
         <w:tc>
           <w:tcPr>
             <w:tcW w:w="9640" w:type="dxa"/>
@@ -1064,31 +1040,7 @@
                 <w:sz w:val="19"/>
                 <w:szCs w:val="19"/>
               </w:rPr>
-              <w:t xml:space="preserve">2. CONTENU DE LA DÉCLARATION </w:t>
-            </w:r>
-            <w:proofErr w:type="gramStart"/>
-            <w:r>
-              <w:rPr>
-                <w:rFonts w:ascii="Arial" w:eastAsia="Arial" w:hAnsi="Arial" w:cs="Arial"/>
-                <w:b/>
-                <w:bCs/>
-                <w:color w:val="FFFFFF"/>
-                <w:sz w:val="19"/>
-                <w:szCs w:val="19"/>
-              </w:rPr>
-              <w:t>PRÉALABLE  (</w:t>
-            </w:r>
-            <w:proofErr w:type="gramEnd"/>
-            <w:r>
-              <w:rPr>
-                <w:rFonts w:ascii="Arial" w:eastAsia="Arial" w:hAnsi="Arial" w:cs="Arial"/>
-                <w:b/>
-                <w:bCs/>
-                <w:color w:val="FFFFFF"/>
-                <w:sz w:val="19"/>
-                <w:szCs w:val="19"/>
-              </w:rPr>
-              <w:t>CERFA n°13630*02 — Arrêté 7 mars 1995)</w:t>
+              <w:t>2. CONTENU DE LA DÉCLARATION PRÉALABLE  (CERFA n°13630*02 — Arrêté 7 mars 1995)</w:t>
             </w:r>
           </w:p>
         </w:tc>
@@ -1118,6 +1070,12 @@
         <w:gridCol w:w="1400"/>
       </w:tblGrid>
       <w:tr>
+        <w:tblPrEx>
+          <w:tblCellMar>
+            <w:top w:w="0" w:type="dxa"/>
+            <w:bottom w:w="0" w:type="dxa"/>
+          </w:tblCellMar>
+        </w:tblPrEx>
         <w:tc>
           <w:tcPr>
             <w:tcW w:w="600" w:type="dxa"/>
@@ -1214,6 +1172,12 @@
         </w:tc>
       </w:tr>
       <w:tr>
+        <w:tblPrEx>
+          <w:tblCellMar>
+            <w:top w:w="0" w:type="dxa"/>
+            <w:bottom w:w="0" w:type="dxa"/>
+          </w:tblCellMar>
+        </w:tblPrEx>
         <w:tc>
           <w:tcPr>
             <w:tcW w:w="600" w:type="dxa"/>
@@ -1298,6 +1262,12 @@
         </w:tc>
       </w:tr>
       <w:tr>
+        <w:tblPrEx>
+          <w:tblCellMar>
+            <w:top w:w="0" w:type="dxa"/>
+            <w:bottom w:w="0" w:type="dxa"/>
+          </w:tblCellMar>
+        </w:tblPrEx>
         <w:tc>
           <w:tcPr>
             <w:tcW w:w="600" w:type="dxa"/>
@@ -1382,6 +1352,12 @@
         </w:tc>
       </w:tr>
       <w:tr>
+        <w:tblPrEx>
+          <w:tblCellMar>
+            <w:top w:w="0" w:type="dxa"/>
+            <w:bottom w:w="0" w:type="dxa"/>
+          </w:tblCellMar>
+        </w:tblPrEx>
         <w:tc>
           <w:tcPr>
             <w:tcW w:w="600" w:type="dxa"/>
@@ -1466,6 +1442,12 @@
         </w:tc>
       </w:tr>
       <w:tr>
+        <w:tblPrEx>
+          <w:tblCellMar>
+            <w:top w:w="0" w:type="dxa"/>
+            <w:bottom w:w="0" w:type="dxa"/>
+          </w:tblCellMar>
+        </w:tblPrEx>
         <w:tc>
           <w:tcPr>
             <w:tcW w:w="600" w:type="dxa"/>
@@ -1550,6 +1532,12 @@
         </w:tc>
       </w:tr>
       <w:tr>
+        <w:tblPrEx>
+          <w:tblCellMar>
+            <w:top w:w="0" w:type="dxa"/>
+            <w:bottom w:w="0" w:type="dxa"/>
+          </w:tblCellMar>
+        </w:tblPrEx>
         <w:tc>
           <w:tcPr>
             <w:tcW w:w="600" w:type="dxa"/>
@@ -1634,6 +1622,12 @@
         </w:tc>
       </w:tr>
       <w:tr>
+        <w:tblPrEx>
+          <w:tblCellMar>
+            <w:top w:w="0" w:type="dxa"/>
+            <w:bottom w:w="0" w:type="dxa"/>
+          </w:tblCellMar>
+        </w:tblPrEx>
         <w:tc>
           <w:tcPr>
             <w:tcW w:w="600" w:type="dxa"/>
@@ -1718,6 +1712,12 @@
         </w:tc>
       </w:tr>
       <w:tr>
+        <w:tblPrEx>
+          <w:tblCellMar>
+            <w:top w:w="0" w:type="dxa"/>
+            <w:bottom w:w="0" w:type="dxa"/>
+          </w:tblCellMar>
+        </w:tblPrEx>
         <w:tc>
           <w:tcPr>
             <w:tcW w:w="600" w:type="dxa"/>
@@ -1802,6 +1802,12 @@
         </w:tc>
       </w:tr>
       <w:tr>
+        <w:tblPrEx>
+          <w:tblCellMar>
+            <w:top w:w="0" w:type="dxa"/>
+            <w:bottom w:w="0" w:type="dxa"/>
+          </w:tblCellMar>
+        </w:tblPrEx>
         <w:tc>
           <w:tcPr>
             <w:tcW w:w="600" w:type="dxa"/>
@@ -1886,6 +1892,12 @@
         </w:tc>
       </w:tr>
       <w:tr>
+        <w:tblPrEx>
+          <w:tblCellMar>
+            <w:top w:w="0" w:type="dxa"/>
+            <w:bottom w:w="0" w:type="dxa"/>
+          </w:tblCellMar>
+        </w:tblPrEx>
         <w:tc>
           <w:tcPr>
             <w:tcW w:w="600" w:type="dxa"/>
@@ -1970,6 +1982,12 @@
         </w:tc>
       </w:tr>
       <w:tr>
+        <w:tblPrEx>
+          <w:tblCellMar>
+            <w:top w:w="0" w:type="dxa"/>
+            <w:bottom w:w="0" w:type="dxa"/>
+          </w:tblCellMar>
+        </w:tblPrEx>
         <w:tc>
           <w:tcPr>
             <w:tcW w:w="600" w:type="dxa"/>
@@ -2054,6 +2072,12 @@
         </w:tc>
       </w:tr>
       <w:tr>
+        <w:tblPrEx>
+          <w:tblCellMar>
+            <w:top w:w="0" w:type="dxa"/>
+            <w:bottom w:w="0" w:type="dxa"/>
+          </w:tblCellMar>
+        </w:tblPrEx>
         <w:tc>
           <w:tcPr>
             <w:tcW w:w="600" w:type="dxa"/>
@@ -2138,6 +2162,12 @@
         </w:tc>
       </w:tr>
       <w:tr>
+        <w:tblPrEx>
+          <w:tblCellMar>
+            <w:top w:w="0" w:type="dxa"/>
+            <w:bottom w:w="0" w:type="dxa"/>
+          </w:tblCellMar>
+        </w:tblPrEx>
         <w:tc>
           <w:tcPr>
             <w:tcW w:w="600" w:type="dxa"/>
@@ -2244,6 +2274,12 @@
         <w:gridCol w:w="9640"/>
       </w:tblGrid>
       <w:tr>
+        <w:tblPrEx>
+          <w:tblCellMar>
+            <w:top w:w="0" w:type="dxa"/>
+            <w:bottom w:w="0" w:type="dxa"/>
+          </w:tblCellMar>
+        </w:tblPrEx>
         <w:tc>
           <w:tcPr>
             <w:tcW w:w="9640" w:type="dxa"/>
@@ -2301,6 +2337,12 @@
         <w:gridCol w:w="4820"/>
       </w:tblGrid>
       <w:tr>
+        <w:tblPrEx>
+          <w:tblCellMar>
+            <w:top w:w="0" w:type="dxa"/>
+            <w:bottom w:w="0" w:type="dxa"/>
+          </w:tblCellMar>
+        </w:tblPrEx>
         <w:tc>
           <w:tcPr>
             <w:tcW w:w="4820" w:type="dxa"/>
@@ -2415,6 +2457,12 @@
         <w:gridCol w:w="1400"/>
       </w:tblGrid>
       <w:tr>
+        <w:tblPrEx>
+          <w:tblCellMar>
+            <w:top w:w="0" w:type="dxa"/>
+            <w:bottom w:w="0" w:type="dxa"/>
+          </w:tblCellMar>
+        </w:tblPrEx>
         <w:tc>
           <w:tcPr>
             <w:tcW w:w="2800" w:type="dxa"/>
@@ -2592,6 +2640,12 @@
         </w:tc>
       </w:tr>
       <w:tr>
+        <w:tblPrEx>
+          <w:tblCellMar>
+            <w:top w:w="0" w:type="dxa"/>
+            <w:bottom w:w="0" w:type="dxa"/>
+          </w:tblCellMar>
+        </w:tblPrEx>
         <w:tc>
           <w:tcPr>
             <w:tcW w:w="2800" w:type="dxa"/>
@@ -2618,7 +2672,6 @@
                 <w:sz w:val="16"/>
                 <w:szCs w:val="16"/>
               </w:rPr>
-              <w:lastRenderedPageBreak/>
               <w:t>DREETS (ex-Inspection du Travail) — territorialement compétente</w:t>
             </w:r>
           </w:p>
@@ -2712,6 +2765,12 @@
         </w:tc>
       </w:tr>
       <w:tr>
+        <w:tblPrEx>
+          <w:tblCellMar>
+            <w:top w:w="0" w:type="dxa"/>
+            <w:bottom w:w="0" w:type="dxa"/>
+          </w:tblCellMar>
+        </w:tblPrEx>
         <w:tc>
           <w:tcPr>
             <w:tcW w:w="2800" w:type="dxa"/>
@@ -2738,6 +2797,7 @@
                 <w:sz w:val="16"/>
                 <w:szCs w:val="16"/>
               </w:rPr>
+              <w:lastRenderedPageBreak/>
               <w:t>CARSAT / CRAMIF (Île-de-France) / CGSS (DOM-TOM) — selon région</w:t>
             </w:r>
           </w:p>
@@ -2831,6 +2891,12 @@
         </w:tc>
       </w:tr>
       <w:tr>
+        <w:tblPrEx>
+          <w:tblCellMar>
+            <w:top w:w="0" w:type="dxa"/>
+            <w:bottom w:w="0" w:type="dxa"/>
+          </w:tblCellMar>
+        </w:tblPrEx>
         <w:tc>
           <w:tcPr>
             <w:tcW w:w="2800" w:type="dxa"/>
@@ -2972,6 +3038,12 @@
         <w:gridCol w:w="9640"/>
       </w:tblGrid>
       <w:tr>
+        <w:tblPrEx>
+          <w:tblCellMar>
+            <w:top w:w="0" w:type="dxa"/>
+            <w:bottom w:w="0" w:type="dxa"/>
+          </w:tblCellMar>
+        </w:tblPrEx>
         <w:tc>
           <w:tcPr>
             <w:tcW w:w="9640" w:type="dxa"/>
@@ -3035,6 +3107,12 @@
         <w:gridCol w:w="1400"/>
       </w:tblGrid>
       <w:tr>
+        <w:tblPrEx>
+          <w:tblCellMar>
+            <w:top w:w="0" w:type="dxa"/>
+            <w:bottom w:w="0" w:type="dxa"/>
+          </w:tblCellMar>
+        </w:tblPrEx>
         <w:tc>
           <w:tcPr>
             <w:tcW w:w="2800" w:type="dxa"/>
@@ -3212,6 +3290,12 @@
         </w:tc>
       </w:tr>
       <w:tr>
+        <w:tblPrEx>
+          <w:tblCellMar>
+            <w:top w:w="0" w:type="dxa"/>
+            <w:bottom w:w="0" w:type="dxa"/>
+          </w:tblCellMar>
+        </w:tblPrEx>
         <w:tc>
           <w:tcPr>
             <w:tcW w:w="2800" w:type="dxa"/>
@@ -3331,6 +3415,12 @@
         </w:tc>
       </w:tr>
       <w:tr>
+        <w:tblPrEx>
+          <w:tblCellMar>
+            <w:top w:w="0" w:type="dxa"/>
+            <w:bottom w:w="0" w:type="dxa"/>
+          </w:tblCellMar>
+        </w:tblPrEx>
         <w:tc>
           <w:tcPr>
             <w:tcW w:w="2800" w:type="dxa"/>
@@ -3450,6 +3540,12 @@
         </w:tc>
       </w:tr>
       <w:tr>
+        <w:tblPrEx>
+          <w:tblCellMar>
+            <w:top w:w="0" w:type="dxa"/>
+            <w:bottom w:w="0" w:type="dxa"/>
+          </w:tblCellMar>
+        </w:tblPrEx>
         <w:tc>
           <w:tcPr>
             <w:tcW w:w="2800" w:type="dxa"/>
@@ -3591,6 +3687,12 @@
         <w:gridCol w:w="9640"/>
       </w:tblGrid>
       <w:tr>
+        <w:tblPrEx>
+          <w:tblCellMar>
+            <w:top w:w="0" w:type="dxa"/>
+            <w:bottom w:w="0" w:type="dxa"/>
+          </w:tblCellMar>
+        </w:tblPrEx>
         <w:tc>
           <w:tcPr>
             <w:tcW w:w="9640" w:type="dxa"/>
@@ -3649,6 +3751,12 @@
         <w:gridCol w:w="1400"/>
       </w:tblGrid>
       <w:tr>
+        <w:tblPrEx>
+          <w:tblCellMar>
+            <w:top w:w="0" w:type="dxa"/>
+            <w:bottom w:w="0" w:type="dxa"/>
+          </w:tblCellMar>
+        </w:tblPrEx>
         <w:tc>
           <w:tcPr>
             <w:tcW w:w="600" w:type="dxa"/>
@@ -3745,6 +3853,12 @@
         </w:tc>
       </w:tr>
       <w:tr>
+        <w:tblPrEx>
+          <w:tblCellMar>
+            <w:top w:w="0" w:type="dxa"/>
+            <w:bottom w:w="0" w:type="dxa"/>
+          </w:tblCellMar>
+        </w:tblPrEx>
         <w:tc>
           <w:tcPr>
             <w:tcW w:w="600" w:type="dxa"/>
@@ -3829,6 +3943,12 @@
         </w:tc>
       </w:tr>
       <w:tr>
+        <w:tblPrEx>
+          <w:tblCellMar>
+            <w:top w:w="0" w:type="dxa"/>
+            <w:bottom w:w="0" w:type="dxa"/>
+          </w:tblCellMar>
+        </w:tblPrEx>
         <w:tc>
           <w:tcPr>
             <w:tcW w:w="600" w:type="dxa"/>
@@ -3888,27 +4008,7 @@
                 <w:sz w:val="16"/>
                 <w:szCs w:val="16"/>
               </w:rPr>
-              <w:t xml:space="preserve">DP mise à jour et </w:t>
-            </w:r>
-            <w:proofErr w:type="spellStart"/>
-            <w:r>
-              <w:rPr>
-                <w:rFonts w:ascii="Arial" w:eastAsia="Arial" w:hAnsi="Arial" w:cs="Arial"/>
-                <w:color w:val="000000"/>
-                <w:sz w:val="16"/>
-                <w:szCs w:val="16"/>
-              </w:rPr>
-              <w:t>ré-affichée</w:t>
-            </w:r>
-            <w:proofErr w:type="spellEnd"/>
-            <w:r>
-              <w:rPr>
-                <w:rFonts w:ascii="Arial" w:eastAsia="Arial" w:hAnsi="Arial" w:cs="Arial"/>
-                <w:color w:val="000000"/>
-                <w:sz w:val="16"/>
-                <w:szCs w:val="16"/>
-              </w:rPr>
-              <w:t xml:space="preserve"> en cas de modification significative</w:t>
+              <w:t>DP mise à jour et ré-affichée en cas de modification significative</w:t>
             </w:r>
           </w:p>
         </w:tc>
@@ -3933,6 +4033,12 @@
         </w:tc>
       </w:tr>
       <w:tr>
+        <w:tblPrEx>
+          <w:tblCellMar>
+            <w:top w:w="0" w:type="dxa"/>
+            <w:bottom w:w="0" w:type="dxa"/>
+          </w:tblCellMar>
+        </w:tblPrEx>
         <w:tc>
           <w:tcPr>
             <w:tcW w:w="600" w:type="dxa"/>
@@ -4039,6 +4145,12 @@
         <w:gridCol w:w="9640"/>
       </w:tblGrid>
       <w:tr>
+        <w:tblPrEx>
+          <w:tblCellMar>
+            <w:top w:w="0" w:type="dxa"/>
+            <w:bottom w:w="0" w:type="dxa"/>
+          </w:tblCellMar>
+        </w:tblPrEx>
         <w:tc>
           <w:tcPr>
             <w:tcW w:w="9640" w:type="dxa"/>
@@ -4096,6 +4208,12 @@
         <w:gridCol w:w="4820"/>
       </w:tblGrid>
       <w:tr>
+        <w:tblPrEx>
+          <w:tblCellMar>
+            <w:top w:w="0" w:type="dxa"/>
+            <w:bottom w:w="0" w:type="dxa"/>
+          </w:tblCellMar>
+        </w:tblPrEx>
         <w:tc>
           <w:tcPr>
             <w:tcW w:w="4820" w:type="dxa"/>
@@ -4168,6 +4286,12 @@
         </w:tc>
       </w:tr>
       <w:tr>
+        <w:tblPrEx>
+          <w:tblCellMar>
+            <w:top w:w="0" w:type="dxa"/>
+            <w:bottom w:w="0" w:type="dxa"/>
+          </w:tblCellMar>
+        </w:tblPrEx>
         <w:tc>
           <w:tcPr>
             <w:tcW w:w="4820" w:type="dxa"/>
@@ -4331,6 +4455,12 @@
         <w:gridCol w:w="9640"/>
       </w:tblGrid>
       <w:tr>
+        <w:tblPrEx>
+          <w:tblCellMar>
+            <w:top w:w="0" w:type="dxa"/>
+            <w:bottom w:w="0" w:type="dxa"/>
+          </w:tblCellMar>
+        </w:tblPrEx>
         <w:tc>
           <w:tcPr>
             <w:tcW w:w="9640" w:type="dxa"/>
@@ -4423,6 +4553,12 @@
       <w:gridCol w:w="9640"/>
     </w:tblGrid>
     <w:tr>
+      <w:tblPrEx>
+        <w:tblCellMar>
+          <w:top w:w="0" w:type="dxa"/>
+          <w:bottom w:w="0" w:type="dxa"/>
+        </w:tblCellMar>
+      </w:tblPrEx>
       <w:tc>
         <w:tcPr>
           <w:tcW w:w="9640" w:type="dxa"/>
@@ -4500,10 +4636,16 @@
       <w:tblLook w:val="04A0" w:firstRow="1" w:lastRow="0" w:firstColumn="1" w:lastColumn="0" w:noHBand="0" w:noVBand="1"/>
     </w:tblPr>
     <w:tblGrid>
-      <w:gridCol w:w="2376"/>
-      <w:gridCol w:w="7264"/>
+      <w:gridCol w:w="2000"/>
+      <w:gridCol w:w="7640"/>
     </w:tblGrid>
     <w:tr>
+      <w:tblPrEx>
+        <w:tblCellMar>
+          <w:top w:w="0" w:type="dxa"/>
+          <w:bottom w:w="0" w:type="dxa"/>
+        </w:tblCellMar>
+      </w:tblPrEx>
       <w:tc>
         <w:tcPr>
           <w:tcW w:w="2000" w:type="dxa"/>
@@ -4525,56 +4667,14 @@
         <w:p>
           <w:r>
             <w:rPr>
-              <w:noProof/>
+              <w:rFonts w:ascii="Arial" w:eastAsia="Arial" w:hAnsi="Arial" w:cs="Arial"/>
+              <w:i/>
+              <w:iCs/>
+              <w:color w:val="AAAAAA"/>
+              <w:sz w:val="16"/>
+              <w:szCs w:val="16"/>
             </w:rPr>
-            <w:drawing>
-              <wp:inline distT="0" distB="0" distL="0" distR="0" wp14:anchorId="2852CCE2" wp14:editId="0B8AB812">
-                <wp:extent cx="1432560" cy="1023620"/>
-                <wp:effectExtent l="0" t="0" r="0" b="5080"/>
-                <wp:docPr id="1780031511" name="Image 1"/>
-                <wp:cNvGraphicFramePr>
-                  <a:graphicFrameLocks xmlns:a="http://schemas.openxmlformats.org/drawingml/2006/main" noChangeAspect="1"/>
-                </wp:cNvGraphicFramePr>
-                <a:graphic xmlns:a="http://schemas.openxmlformats.org/drawingml/2006/main">
-                  <a:graphicData uri="http://schemas.openxmlformats.org/drawingml/2006/picture">
-                    <pic:pic xmlns:pic="http://schemas.openxmlformats.org/drawingml/2006/picture">
-                      <pic:nvPicPr>
-                        <pic:cNvPr id="1780031511" name="Image 1"/>
-                        <pic:cNvPicPr>
-                          <a:picLocks noChangeAspect="1"/>
-                        </pic:cNvPicPr>
-                      </pic:nvPicPr>
-                      <pic:blipFill>
-                        <a:blip r:embed="rId1">
-                          <a:extLst>
-                            <a:ext uri="{28A0092B-C50C-407E-A947-70E740481C1C}">
-                              <a14:useLocalDpi xmlns:a14="http://schemas.microsoft.com/office/drawing/2010/main" val="0"/>
-                            </a:ext>
-                          </a:extLst>
-                        </a:blip>
-                        <a:srcRect/>
-                        <a:stretch>
-                          <a:fillRect/>
-                        </a:stretch>
-                      </pic:blipFill>
-                      <pic:spPr bwMode="auto">
-                        <a:xfrm>
-                          <a:off x="0" y="0"/>
-                          <a:ext cx="1432560" cy="1023620"/>
-                        </a:xfrm>
-                        <a:prstGeom prst="rect">
-                          <a:avLst/>
-                        </a:prstGeom>
-                        <a:noFill/>
-                        <a:ln>
-                          <a:noFill/>
-                        </a:ln>
-                      </pic:spPr>
-                    </pic:pic>
-                  </a:graphicData>
-                </a:graphic>
-              </wp:inline>
-            </w:drawing>
+            <w:t>[ LOGO ]</w:t>
           </w:r>
         </w:p>
       </w:tc>
@@ -5301,48 +5401,6 @@
       <w:szCs w:val="20"/>
     </w:rPr>
   </w:style>
-  <w:style w:type="paragraph" w:styleId="En-tte">
-    <w:name w:val="header"/>
-    <w:basedOn w:val="Normal"/>
-    <w:link w:val="En-tteCar"/>
-    <w:uiPriority w:val="99"/>
-    <w:unhideWhenUsed/>
-    <w:rsid w:val="00AC097C"/>
-    <w:pPr>
-      <w:tabs>
-        <w:tab w:val="center" w:pos="4536"/>
-        <w:tab w:val="right" w:pos="9072"/>
-      </w:tabs>
-    </w:pPr>
-  </w:style>
-  <w:style w:type="character" w:customStyle="1" w:styleId="En-tteCar">
-    <w:name w:val="En-tête Car"/>
-    <w:basedOn w:val="Policepardfaut"/>
-    <w:link w:val="En-tte"/>
-    <w:uiPriority w:val="99"/>
-    <w:rsid w:val="00AC097C"/>
-  </w:style>
-  <w:style w:type="paragraph" w:styleId="Pieddepage">
-    <w:name w:val="footer"/>
-    <w:basedOn w:val="Normal"/>
-    <w:link w:val="PieddepageCar"/>
-    <w:uiPriority w:val="99"/>
-    <w:unhideWhenUsed/>
-    <w:rsid w:val="00AC097C"/>
-    <w:pPr>
-      <w:tabs>
-        <w:tab w:val="center" w:pos="4536"/>
-        <w:tab w:val="right" w:pos="9072"/>
-      </w:tabs>
-    </w:pPr>
-  </w:style>
-  <w:style w:type="character" w:customStyle="1" w:styleId="PieddepageCar">
-    <w:name w:val="Pied de page Car"/>
-    <w:basedOn w:val="Policepardfaut"/>
-    <w:link w:val="Pieddepage"/>
-    <w:uiPriority w:val="99"/>
-    <w:rsid w:val="00AC097C"/>
-  </w:style>
 </w:styles>
 </file>
 

--- a/CSPS17_Suivi_Declaration_Prealable_v3.docx
+++ b/CSPS17_Suivi_Declaration_Prealable_v3.docx
@@ -181,7 +181,7 @@
                 <w:sz w:val="15"/>
                 <w:szCs w:val="15"/>
               </w:rPr>
-              <w:t>La DP est établie et transmise par le Maître d'Ouvrage. Le CSPS vérifie et assure le suivi dans le RJC. Ne pas confondre avec l'Avis d'Ouverture de Chantier (AOC — CERFA n°6206) à la charge du chef d'entreprise.</w:t>
+              <w:t>La DP est établie et transmise par le Maître d'Ouvrage : {{moa_nom}}. Le CSPS vérifie et assure le suivi dans le RJC. Ne pas confondre avec l'Avis d'Ouverture de Chantier (AOC — CERFA n°6206) à la charge du chef d'entreprise.</w:t>
             </w:r>
           </w:p>
         </w:tc>
@@ -523,7 +523,7 @@
                 <w:sz w:val="16"/>
                 <w:szCs w:val="16"/>
               </w:rPr>
-              <w:t>Chantier / Adresse</w:t>
+              <w:t>Chantier / Adresse : {{chantier_nom}} — {{chantier_adresse}}</w:t>
             </w:r>
           </w:p>
         </w:tc>
@@ -680,7 +680,7 @@
                 <w:sz w:val="16"/>
                 <w:szCs w:val="16"/>
               </w:rPr>
-              <w:t>Nature des travaux</w:t>
+              <w:t>Nature des travaux : {{chantier_nature}}</w:t>
             </w:r>
           </w:p>
         </w:tc>
